--- a/2.Asp.net Core MVC.docx
+++ b/2.Asp.net Core MVC.docx
@@ -53,17 +53,8 @@
     </w:p>
     <w:p>
       <w:r>
-        <w:t xml:space="preserve">Configuration data is stored in a </w:t>
-      </w:r>
-      <w:proofErr w:type="spellStart"/>
-      <w:r>
-        <w:t>json</w:t>
-      </w:r>
-      <w:proofErr w:type="spellEnd"/>
-      <w:r>
-        <w:t xml:space="preserve"> file called as </w:t>
-      </w:r>
-      <w:proofErr w:type="spellStart"/>
+        <w:t>Configuration data is stored in a json file called as </w:t>
+      </w:r>
       <w:r>
         <w:rPr>
           <w:i/>
@@ -71,7 +62,6 @@
         </w:rPr>
         <w:t>Appsettings.json</w:t>
       </w:r>
-      <w:proofErr w:type="spellEnd"/>
       <w:r>
         <w:t>.</w:t>
       </w:r>
@@ -102,7 +92,6 @@
       <w:r>
         <w:t>To read configuration from </w:t>
       </w:r>
-      <w:proofErr w:type="spellStart"/>
       <w:r>
         <w:rPr>
           <w:i/>
@@ -110,17 +99,8 @@
         </w:rPr>
         <w:t>appsettings.json</w:t>
       </w:r>
-      <w:proofErr w:type="spellEnd"/>
-      <w:r>
-        <w:t>, you need to use “</w:t>
-      </w:r>
-      <w:proofErr w:type="spellStart"/>
-      <w:r>
-        <w:t>IConfiguration</w:t>
-      </w:r>
-      <w:proofErr w:type="spellEnd"/>
-      <w:r>
-        <w:t>” interface.</w:t>
+      <w:r>
+        <w:t>, you need to use “IConfiguration” interface.</w:t>
       </w:r>
     </w:p>
     <w:p>
@@ -207,17 +187,8 @@
     </w:p>
     <w:p>
       <w:r>
-        <w:t>To implement DI, we need to add the service in “</w:t>
-      </w:r>
-      <w:proofErr w:type="spellStart"/>
-      <w:r>
-        <w:t>ConfigureServices</w:t>
-      </w:r>
-      <w:proofErr w:type="spellEnd"/>
-      <w:r>
-        <w:t>” method which is in </w:t>
-      </w:r>
-      <w:proofErr w:type="spellStart"/>
+        <w:t>To implement DI, we need to add the service in “ConfigureServices” method which is in </w:t>
+      </w:r>
       <w:r>
         <w:rPr>
           <w:i/>
@@ -225,7 +196,6 @@
         </w:rPr>
         <w:t>Startup.cs</w:t>
       </w:r>
-      <w:proofErr w:type="spellEnd"/>
       <w:r>
         <w:t> file.</w:t>
       </w:r>
@@ -280,15 +250,9 @@
       </w:r>
     </w:p>
     <w:p>
-      <w:proofErr w:type="spellStart"/>
-      <w:r>
-        <w:t>Middlewares</w:t>
-      </w:r>
-      <w:proofErr w:type="spellEnd"/>
-      <w:r>
-        <w:t xml:space="preserve"> are added in “Configure” method of </w:t>
-      </w:r>
-      <w:proofErr w:type="spellStart"/>
+      <w:r>
+        <w:t>Middlewares are added in “Configure” method of </w:t>
+      </w:r>
       <w:r>
         <w:rPr>
           <w:i/>
@@ -296,7 +260,6 @@
         </w:rPr>
         <w:t>Startup.cs</w:t>
       </w:r>
-      <w:proofErr w:type="spellEnd"/>
       <w:r>
         <w:t> file.</w:t>
       </w:r>
@@ -320,27 +283,10 @@
           <w:b/>
           <w:bCs/>
         </w:rPr>
-        <w:t xml:space="preserve">Explain the Importance of </w:t>
-      </w:r>
-      <w:proofErr w:type="spellStart"/>
-      <w:r>
-        <w:rPr>
-          <w:b/>
-          <w:bCs/>
-        </w:rPr>
-        <w:t>Startup.cs</w:t>
-      </w:r>
-      <w:proofErr w:type="spellEnd"/>
-      <w:r>
-        <w:rPr>
-          <w:b/>
-          <w:bCs/>
-        </w:rPr>
-        <w:t xml:space="preserve"> File in ASP.NET Core?</w:t>
-      </w:r>
-    </w:p>
-    <w:p>
-      <w:proofErr w:type="spellStart"/>
+        <w:t>Explain the Importance of Startup.cs File in ASP.NET Core?</w:t>
+      </w:r>
+    </w:p>
+    <w:p>
       <w:r>
         <w:rPr>
           <w:i/>
@@ -348,7 +294,6 @@
         </w:rPr>
         <w:t>Startup.cs</w:t>
       </w:r>
-      <w:proofErr w:type="spellEnd"/>
       <w:r>
         <w:t> file helps to configure Dependency injection and Middleware.</w:t>
       </w:r>
@@ -446,28 +391,12 @@
     </w:p>
     <w:p>
       <w:r>
-        <w:t>The below image shows the same visually. In transient for every dependency injection, new instance will be injected. For example, in the below image for “</w:t>
-      </w:r>
-      <w:proofErr w:type="spellStart"/>
-      <w:r>
-        <w:t>obj</w:t>
-      </w:r>
-      <w:proofErr w:type="spellEnd"/>
-      <w:r>
-        <w:t>” and “obj1”, fresh new instances will be injected for every request.</w:t>
-      </w:r>
-    </w:p>
-    <w:p>
-      <w:r>
-        <w:t>In case of scoped for every request, the same instance will be injected for every dependency injection. So “</w:t>
-      </w:r>
-      <w:proofErr w:type="spellStart"/>
-      <w:r>
-        <w:t>obj</w:t>
-      </w:r>
-      <w:proofErr w:type="spellEnd"/>
-      <w:r>
-        <w:t>” and “obj1” will have the same instance injected.</w:t>
+        <w:t>The below image shows the same visually. In transient for every dependency injection, new instance will be injected. For example, in the below image for “obj” and “obj1”, fresh new instances will be injected for every request.</w:t>
+      </w:r>
+    </w:p>
+    <w:p>
+      <w:r>
+        <w:t>In case of scoped for every request, the same instance will be injected for every dependency injection. So “obj” and “obj1” will have the same instance injected.</w:t>
       </w:r>
     </w:p>
     <w:p>
@@ -572,11 +501,9 @@
           <w:numId w:val="48"/>
         </w:numPr>
       </w:pPr>
-      <w:proofErr w:type="spellStart"/>
       <w:r>
         <w:t>Tempdata</w:t>
       </w:r>
-      <w:proofErr w:type="spellEnd"/>
     </w:p>
     <w:p>
       <w:pPr>
@@ -585,19 +512,9 @@
           <w:numId w:val="48"/>
         </w:numPr>
       </w:pPr>
-      <w:proofErr w:type="spellStart"/>
-      <w:r>
-        <w:t>ViewData</w:t>
-      </w:r>
-      <w:proofErr w:type="spellEnd"/>
-      <w:r>
-        <w:t>/</w:t>
-      </w:r>
-      <w:proofErr w:type="spellStart"/>
-      <w:r>
-        <w:t>ViewBag</w:t>
-      </w:r>
-      <w:proofErr w:type="spellEnd"/>
+      <w:r>
+        <w:t>ViewData/ViewBag</w:t>
+      </w:r>
     </w:p>
     <w:p>
       <w:pPr>
@@ -623,23 +540,7 @@
     </w:p>
     <w:p>
       <w:r>
-        <w:t>In </w:t>
-      </w:r>
-      <w:proofErr w:type="spellStart"/>
-      <w:r>
-        <w:t>ConfigureServices</w:t>
-      </w:r>
-      <w:proofErr w:type="spellEnd"/>
-      <w:r>
-        <w:t xml:space="preserve">, we add the objects to be dependency injected while in Configure method, we specify </w:t>
-      </w:r>
-      <w:proofErr w:type="spellStart"/>
-      <w:r>
-        <w:t>middlewares</w:t>
-      </w:r>
-      <w:proofErr w:type="spellEnd"/>
-      <w:r>
-        <w:t>.</w:t>
+        <w:t>In ConfigureServices, we add the objects to be dependency injected while in Configure method, we specify middlewares.</w:t>
       </w:r>
     </w:p>
     <w:p>
@@ -721,15 +622,7 @@
     </w:p>
     <w:p>
       <w:r>
-        <w:t xml:space="preserve">Strongly typed views are Razor views where we get </w:t>
-      </w:r>
-      <w:proofErr w:type="spellStart"/>
-      <w:r>
-        <w:t>intellisense</w:t>
-      </w:r>
-      <w:proofErr w:type="spellEnd"/>
-      <w:r>
-        <w:t xml:space="preserve"> for the model used in the view.</w:t>
+        <w:t>Strongly typed views are Razor views where we get intellisense for the model used in the view.</w:t>
       </w:r>
     </w:p>
     <w:p>
@@ -751,23 +644,7 @@
           <w:b/>
           <w:bCs/>
         </w:rPr>
-        <w:t xml:space="preserve">Explain the Concept of </w:t>
-      </w:r>
-      <w:proofErr w:type="spellStart"/>
-      <w:r>
-        <w:rPr>
-          <w:b/>
-          <w:bCs/>
-        </w:rPr>
-        <w:t>ViewModel</w:t>
-      </w:r>
-      <w:proofErr w:type="spellEnd"/>
-      <w:r>
-        <w:rPr>
-          <w:b/>
-          <w:bCs/>
-        </w:rPr>
-        <w:t>?</w:t>
+        <w:t>Explain the Concept of ViewModel?</w:t>
       </w:r>
     </w:p>
     <w:p>
@@ -831,15 +708,7 @@
     </w:p>
     <w:p>
       <w:r>
-        <w:t xml:space="preserve">ASP.NET core is meant to run cross platform. So, IIS as default server will not work , because IIS works only on Windows. Web server like NGINX, Apache and so on have their own way to running the application startup and ASP.NET core cannot satisfy each one of them. So kestrel acts like </w:t>
-      </w:r>
-      <w:proofErr w:type="spellStart"/>
-      <w:r>
-        <w:t>a</w:t>
-      </w:r>
-      <w:proofErr w:type="spellEnd"/>
-      <w:r>
-        <w:t xml:space="preserve"> in-process web server, takes a request, sends to MVC core application, gets response and sends it back to the main web server.</w:t>
+        <w:t>ASP.NET core is meant to run cross platform. So, IIS as default server will not work , because IIS works only on Windows. Web server like NGINX, Apache and so on have their own way to running the application startup and ASP.NET core cannot satisfy each one of them. So kestrel acts like a in-process web server, takes a request, sends to MVC core application, gets response and sends it back to the main web server.</w:t>
       </w:r>
     </w:p>
     <w:p>
@@ -866,15 +735,7 @@
     </w:p>
     <w:p>
       <w:r>
-        <w:t xml:space="preserve">Reverse proxy is a concept where the server acts like a mediator. Kestrel works on reverse proxy concept it takes the request from the main web server like IIS / Apache and forwards </w:t>
-      </w:r>
-      <w:proofErr w:type="spellStart"/>
-      <w:r>
-        <w:t>its</w:t>
-      </w:r>
-      <w:proofErr w:type="spellEnd"/>
-      <w:r>
-        <w:t xml:space="preserve"> to MVC application and vice-versa.</w:t>
+        <w:t>Reverse proxy is a concept where the server acts like a mediator. Kestrel works on reverse proxy concept it takes the request from the main web server like IIS / Apache and forwards its to MVC application and vice-versa.</w:t>
       </w:r>
     </w:p>
     <w:p>
@@ -965,19 +826,9 @@
           <w:numId w:val="49"/>
         </w:numPr>
       </w:pPr>
-      <w:proofErr w:type="spellStart"/>
-      <w:r>
-        <w:t>ViewData</w:t>
-      </w:r>
-      <w:proofErr w:type="spellEnd"/>
-      <w:r>
-        <w:t>/</w:t>
-      </w:r>
-      <w:proofErr w:type="spellStart"/>
-      <w:r>
-        <w:t>ViewBag</w:t>
-      </w:r>
-      <w:proofErr w:type="spellEnd"/>
+      <w:r>
+        <w:t>ViewData/ViewBag</w:t>
+      </w:r>
     </w:p>
     <w:p>
       <w:pPr>
@@ -997,11 +848,9 @@
           <w:numId w:val="49"/>
         </w:numPr>
       </w:pPr>
-      <w:proofErr w:type="spellStart"/>
       <w:r>
         <w:t>Tempdata</w:t>
       </w:r>
-      <w:proofErr w:type="spellEnd"/>
     </w:p>
     <w:p>
       <w:pPr>
@@ -1082,23 +931,7 @@
     </w:p>
     <w:p>
       <w:r>
-        <w:t>There are three primary ways of doing session management, Session variables , viewdata/</w:t>
-      </w:r>
-      <w:proofErr w:type="spellStart"/>
-      <w:r>
-        <w:t>viewbag</w:t>
-      </w:r>
-      <w:proofErr w:type="spellEnd"/>
-      <w:r>
-        <w:t> and </w:t>
-      </w:r>
-      <w:proofErr w:type="spellStart"/>
-      <w:r>
-        <w:t>Tempdata</w:t>
-      </w:r>
-      <w:proofErr w:type="spellEnd"/>
-      <w:r>
-        <w:t>.</w:t>
+        <w:t>There are three primary ways of doing session management, Session variables , viewdata/viewbag and Tempdata.</w:t>
       </w:r>
     </w:p>
     <w:p>
@@ -1154,7 +987,6 @@
       <w:r>
         <w:t>To enable session variables in </w:t>
       </w:r>
-      <w:proofErr w:type="spellStart"/>
       <w:r>
         <w:rPr>
           <w:i/>
@@ -1162,25 +994,8 @@
         </w:rPr>
         <w:t>Startup.cs</w:t>
       </w:r>
-      <w:proofErr w:type="spellEnd"/>
-      <w:r>
-        <w:t>, we need to "</w:t>
-      </w:r>
-      <w:proofErr w:type="spellStart"/>
-      <w:r>
-        <w:t>AddSession</w:t>
-      </w:r>
-      <w:proofErr w:type="spellEnd"/>
-      <w:r>
-        <w:t>" and "</w:t>
-      </w:r>
-      <w:proofErr w:type="spellStart"/>
-      <w:r>
-        <w:t>UseSession</w:t>
-      </w:r>
-      <w:proofErr w:type="spellEnd"/>
-      <w:r>
-        <w:t>".</w:t>
+      <w:r>
+        <w:t>, we need to "AddSession" and "UseSession".</w:t>
       </w:r>
     </w:p>
     <w:p>
@@ -1325,13 +1140,8 @@
       </w:r>
     </w:p>
     <w:p>
-      <w:proofErr w:type="spellStart"/>
-      <w:r>
-        <w:t>HttpContext</w:t>
-      </w:r>
-      <w:proofErr w:type="spellEnd"/>
-      <w:r>
-        <w:t> holds information like session, request data and response information. It has all the data needed for a particular request and response.</w:t>
+      <w:r>
+        <w:t>HttpContext holds information like session, request data and response information. It has all the data needed for a particular request and response.</w:t>
       </w:r>
     </w:p>
     <w:p>
@@ -1353,23 +1163,7 @@
           <w:b/>
           <w:bCs/>
         </w:rPr>
-        <w:t xml:space="preserve">When Should We Use </w:t>
-      </w:r>
-      <w:proofErr w:type="spellStart"/>
-      <w:r>
-        <w:rPr>
-          <w:b/>
-          <w:bCs/>
-        </w:rPr>
-        <w:t>ViewData</w:t>
-      </w:r>
-      <w:proofErr w:type="spellEnd"/>
-      <w:r>
-        <w:rPr>
-          <w:b/>
-          <w:bCs/>
-        </w:rPr>
-        <w:t xml:space="preserve"> ?</w:t>
+        <w:t>When Should We Use ViewData ?</w:t>
       </w:r>
     </w:p>
     <w:p>
@@ -1465,33 +1259,12 @@
           <w:b/>
           <w:bCs/>
         </w:rPr>
-        <w:t xml:space="preserve">ViewBag vs </w:t>
-      </w:r>
-      <w:proofErr w:type="spellStart"/>
-      <w:r>
-        <w:rPr>
-          <w:b/>
-          <w:bCs/>
-        </w:rPr>
-        <w:t>ViewData</w:t>
-      </w:r>
-      <w:proofErr w:type="spellEnd"/>
-      <w:r>
-        <w:rPr>
-          <w:b/>
-          <w:bCs/>
-        </w:rPr>
-        <w:t>?</w:t>
-      </w:r>
-    </w:p>
-    <w:p>
-      <w:proofErr w:type="spellStart"/>
-      <w:r>
-        <w:t>ViewBag</w:t>
-      </w:r>
-      <w:proofErr w:type="spellEnd"/>
-      <w:r>
-        <w:t> is syntactic sugar over viewdata.</w:t>
+        <w:t>ViewBag vs ViewData?</w:t>
+      </w:r>
+    </w:p>
+    <w:p>
+      <w:r>
+        <w:t>ViewBag is syntactic sugar over viewdata.</w:t>
       </w:r>
     </w:p>
     <w:p>
@@ -1513,33 +1286,12 @@
           <w:b/>
           <w:bCs/>
         </w:rPr>
-        <w:t xml:space="preserve">How does </w:t>
-      </w:r>
-      <w:proofErr w:type="spellStart"/>
-      <w:r>
-        <w:rPr>
-          <w:b/>
-          <w:bCs/>
-        </w:rPr>
-        <w:t>ViewBag</w:t>
-      </w:r>
-      <w:proofErr w:type="spellEnd"/>
-      <w:r>
-        <w:rPr>
-          <w:b/>
-          <w:bCs/>
-        </w:rPr>
-        <w:t xml:space="preserve"> Work Internally?</w:t>
-      </w:r>
-    </w:p>
-    <w:p>
-      <w:proofErr w:type="spellStart"/>
-      <w:r>
-        <w:t>ViewBag</w:t>
-      </w:r>
-      <w:proofErr w:type="spellEnd"/>
-      <w:r>
-        <w:t> uses dynamic variables.</w:t>
+        <w:t>How does ViewBag Work Internally?</w:t>
+      </w:r>
+    </w:p>
+    <w:p>
+      <w:r>
+        <w:t>ViewBag uses dynamic variables.</w:t>
       </w:r>
     </w:p>
     <w:p>
@@ -1561,23 +1313,7 @@
           <w:b/>
           <w:bCs/>
         </w:rPr>
-        <w:t xml:space="preserve">Explain </w:t>
-      </w:r>
-      <w:proofErr w:type="spellStart"/>
-      <w:r>
-        <w:rPr>
-          <w:b/>
-          <w:bCs/>
-        </w:rPr>
-        <w:t>viewModels</w:t>
-      </w:r>
-      <w:proofErr w:type="spellEnd"/>
-      <w:r>
-        <w:rPr>
-          <w:b/>
-          <w:bCs/>
-        </w:rPr>
-        <w:t>?</w:t>
+        <w:t>Explain viewModels?</w:t>
       </w:r>
     </w:p>
     <w:p>
@@ -1604,52 +1340,12 @@
           <w:b/>
           <w:bCs/>
         </w:rPr>
-        <w:t xml:space="preserve">ViewBag vs </w:t>
-      </w:r>
-      <w:proofErr w:type="spellStart"/>
-      <w:r>
-        <w:rPr>
-          <w:b/>
-          <w:bCs/>
-        </w:rPr>
-        <w:t>ViewModel</w:t>
-      </w:r>
-      <w:proofErr w:type="spellEnd"/>
-      <w:r>
-        <w:rPr>
-          <w:b/>
-          <w:bCs/>
-        </w:rPr>
-        <w:t xml:space="preserve"> - What's the Best Practice?</w:t>
-      </w:r>
-    </w:p>
-    <w:p>
-      <w:r>
-        <w:t>For passing data from action to view, use </w:t>
-      </w:r>
-      <w:proofErr w:type="spellStart"/>
-      <w:r>
-        <w:t>viewmodel</w:t>
-      </w:r>
-      <w:proofErr w:type="spellEnd"/>
-      <w:r>
-        <w:t> as </w:t>
-      </w:r>
-      <w:proofErr w:type="spellStart"/>
-      <w:r>
-        <w:t>ViewBag</w:t>
-      </w:r>
-      <w:proofErr w:type="spellEnd"/>
-      <w:r>
-        <w:t xml:space="preserve"> is dynamic and we can have </w:t>
-      </w:r>
-      <w:proofErr w:type="spellStart"/>
-      <w:r>
-        <w:t>mistakes</w:t>
-      </w:r>
-      <w:proofErr w:type="spellEnd"/>
-      <w:r>
-        <w:t>.</w:t>
+        <w:t>ViewBag vs ViewModel - What's the Best Practice?</w:t>
+      </w:r>
+    </w:p>
+    <w:p>
+      <w:r>
+        <w:t>For passing data from action to view, use viewmodel as ViewBag is dynamic and we can have mistakes.</w:t>
       </w:r>
     </w:p>
     <w:p>
@@ -1671,33 +1367,12 @@
           <w:b/>
           <w:bCs/>
         </w:rPr>
-        <w:t xml:space="preserve">Explain </w:t>
-      </w:r>
-      <w:proofErr w:type="spellStart"/>
-      <w:r>
-        <w:rPr>
-          <w:b/>
-          <w:bCs/>
-        </w:rPr>
-        <w:t>tempdata</w:t>
-      </w:r>
-      <w:proofErr w:type="spellEnd"/>
-      <w:r>
-        <w:rPr>
-          <w:b/>
-          <w:bCs/>
-        </w:rPr>
-        <w:t>?</w:t>
-      </w:r>
-    </w:p>
-    <w:p>
-      <w:proofErr w:type="spellStart"/>
-      <w:r>
-        <w:t>Tempdata</w:t>
-      </w:r>
-      <w:proofErr w:type="spellEnd"/>
-      <w:r>
-        <w:t> persists for the current and we can control whether we want the state in the next request or not.</w:t>
+        <w:t>Explain tempdata?</w:t>
+      </w:r>
+    </w:p>
+    <w:p>
+      <w:r>
+        <w:t>Tempdata persists for the current and we can control whether we want the state in the next request or not.</w:t>
       </w:r>
     </w:p>
     <w:p>
@@ -1719,23 +1394,7 @@
           <w:b/>
           <w:bCs/>
         </w:rPr>
-        <w:t xml:space="preserve">Can </w:t>
-      </w:r>
-      <w:proofErr w:type="spellStart"/>
-      <w:r>
-        <w:rPr>
-          <w:b/>
-          <w:bCs/>
-        </w:rPr>
-        <w:t>Tempdata</w:t>
-      </w:r>
-      <w:proofErr w:type="spellEnd"/>
-      <w:r>
-        <w:rPr>
-          <w:b/>
-          <w:bCs/>
-        </w:rPr>
-        <w:t xml:space="preserve"> Persist Across Action Redirects?</w:t>
+        <w:t>Can Tempdata Persist Across Action Redirects?</w:t>
       </w:r>
     </w:p>
     <w:p>
@@ -1762,23 +1421,7 @@
           <w:b/>
           <w:bCs/>
         </w:rPr>
-        <w:t xml:space="preserve">How Is </w:t>
-      </w:r>
-      <w:proofErr w:type="spellStart"/>
-      <w:r>
-        <w:rPr>
-          <w:b/>
-          <w:bCs/>
-        </w:rPr>
-        <w:t>Tempdata</w:t>
-      </w:r>
-      <w:proofErr w:type="spellEnd"/>
-      <w:r>
-        <w:rPr>
-          <w:b/>
-          <w:bCs/>
-        </w:rPr>
-        <w:t xml:space="preserve"> Different </w:t>
+        <w:t xml:space="preserve">How Is Tempdata Different </w:t>
       </w:r>
       <w:r>
         <w:rPr>
@@ -1796,13 +1439,8 @@
       </w:r>
     </w:p>
     <w:p>
-      <w:proofErr w:type="spellStart"/>
-      <w:r>
-        <w:t>Tempdata</w:t>
-      </w:r>
-      <w:proofErr w:type="spellEnd"/>
-      <w:r>
-        <w:t> can persist from action to action (i.e., action redirects) while viewdata is only from action to the view.</w:t>
+      <w:r>
+        <w:t>Tempdata can persist from action to action (i.e., action redirects) while viewdata is only from action to the view.</w:t>
       </w:r>
     </w:p>
     <w:p>
@@ -1824,23 +1462,7 @@
           <w:b/>
           <w:bCs/>
         </w:rPr>
-        <w:t xml:space="preserve">If </w:t>
-      </w:r>
-      <w:proofErr w:type="spellStart"/>
-      <w:r>
-        <w:rPr>
-          <w:b/>
-          <w:bCs/>
-        </w:rPr>
-        <w:t>Tempdata</w:t>
-      </w:r>
-      <w:proofErr w:type="spellEnd"/>
-      <w:r>
-        <w:rPr>
-          <w:b/>
-          <w:bCs/>
-        </w:rPr>
-        <w:t xml:space="preserve"> Is Read, Is It Available for Next Request?</w:t>
+        <w:t>If Tempdata Is Read, Is It Available for Next Request?</w:t>
       </w:r>
     </w:p>
     <w:p>
@@ -1867,36 +1489,12 @@
           <w:b/>
           <w:bCs/>
         </w:rPr>
-        <w:t xml:space="preserve">How to Persist </w:t>
-      </w:r>
-      <w:proofErr w:type="spellStart"/>
-      <w:r>
-        <w:rPr>
-          <w:b/>
-          <w:bCs/>
-        </w:rPr>
-        <w:t>tempdata</w:t>
-      </w:r>
-      <w:proofErr w:type="spellEnd"/>
-      <w:r>
-        <w:rPr>
-          <w:b/>
-          <w:bCs/>
-        </w:rPr>
-        <w:t>?</w:t>
-      </w:r>
-    </w:p>
-    <w:p>
-      <w:r>
-        <w:t>We can persist </w:t>
-      </w:r>
-      <w:proofErr w:type="spellStart"/>
-      <w:r>
-        <w:t>tempdata</w:t>
-      </w:r>
-      <w:proofErr w:type="spellEnd"/>
-      <w:r>
-        <w:t> by calling the keep method.</w:t>
+        <w:t>How to Persist tempdata?</w:t>
+      </w:r>
+    </w:p>
+    <w:p>
+      <w:r>
+        <w:t>We can persist tempdata by calling the keep method.</w:t>
       </w:r>
     </w:p>
     <w:p>
@@ -1918,23 +1516,7 @@
           <w:b/>
           <w:bCs/>
         </w:rPr>
-        <w:t xml:space="preserve">What does Keep do in </w:t>
-      </w:r>
-      <w:proofErr w:type="spellStart"/>
-      <w:r>
-        <w:rPr>
-          <w:b/>
-          <w:bCs/>
-        </w:rPr>
-        <w:t>tempdata</w:t>
-      </w:r>
-      <w:proofErr w:type="spellEnd"/>
-      <w:r>
-        <w:rPr>
-          <w:b/>
-          <w:bCs/>
-        </w:rPr>
-        <w:t>?</w:t>
+        <w:t>What does Keep do in tempdata?</w:t>
       </w:r>
     </w:p>
     <w:p>
@@ -1961,23 +1543,7 @@
           <w:b/>
           <w:bCs/>
         </w:rPr>
-        <w:t xml:space="preserve">Explain Peek in </w:t>
-      </w:r>
-      <w:proofErr w:type="spellStart"/>
-      <w:r>
-        <w:rPr>
-          <w:b/>
-          <w:bCs/>
-        </w:rPr>
-        <w:t>tempdata</w:t>
-      </w:r>
-      <w:proofErr w:type="spellEnd"/>
-      <w:r>
-        <w:rPr>
-          <w:b/>
-          <w:bCs/>
-        </w:rPr>
-        <w:t>?</w:t>
+        <w:t>Explain Peek in tempdata?</w:t>
       </w:r>
     </w:p>
     <w:p>
@@ -2004,23 +1570,7 @@
           <w:b/>
           <w:bCs/>
         </w:rPr>
-        <w:t xml:space="preserve">How is </w:t>
-      </w:r>
-      <w:proofErr w:type="spellStart"/>
-      <w:r>
-        <w:rPr>
-          <w:b/>
-          <w:bCs/>
-        </w:rPr>
-        <w:t>tempdata</w:t>
-      </w:r>
-      <w:proofErr w:type="spellEnd"/>
-      <w:r>
-        <w:rPr>
-          <w:b/>
-          <w:bCs/>
-        </w:rPr>
-        <w:t xml:space="preserve"> Different from Session </w:t>
+        <w:t xml:space="preserve">How is tempdata Different from Session </w:t>
       </w:r>
       <w:r>
         <w:rPr>
@@ -2033,15 +1583,7 @@
     <w:p>
       <w:r>
         <w:lastRenderedPageBreak/>
-        <w:t>Session variables persist right from browser open to browser close. While </w:t>
-      </w:r>
-      <w:proofErr w:type="spellStart"/>
-      <w:r>
-        <w:t>tempdata</w:t>
-      </w:r>
-      <w:proofErr w:type="spellEnd"/>
-      <w:r>
-        <w:t xml:space="preserve"> persists across action redirect and </w:t>
+        <w:t xml:space="preserve">Session variables persist right from browser open to browser close. While tempdata persists across action redirect and </w:t>
       </w:r>
       <w:r>
         <w:t>also,</w:t>
@@ -2069,36 +1611,12 @@
           <w:b/>
           <w:bCs/>
         </w:rPr>
-        <w:t xml:space="preserve">If I Restart the Server Does </w:t>
-      </w:r>
-      <w:proofErr w:type="spellStart"/>
-      <w:r>
-        <w:rPr>
-          <w:b/>
-          <w:bCs/>
-        </w:rPr>
-        <w:t>Tempdata</w:t>
-      </w:r>
-      <w:proofErr w:type="spellEnd"/>
-      <w:r>
-        <w:rPr>
-          <w:b/>
-          <w:bCs/>
-        </w:rPr>
-        <w:t>, Session Stay?</w:t>
-      </w:r>
-    </w:p>
-    <w:p>
-      <w:r>
-        <w:t>No, </w:t>
-      </w:r>
-      <w:proofErr w:type="spellStart"/>
-      <w:r>
-        <w:t>tempdata</w:t>
-      </w:r>
-      <w:proofErr w:type="spellEnd"/>
-      <w:r>
-        <w:t> and session do not persist in server restarts.</w:t>
+        <w:t>If I Restart the Server Does Tempdata, Session Stay?</w:t>
+      </w:r>
+    </w:p>
+    <w:p>
+      <w:r>
+        <w:t>No, tempdata and session do not persist in server restarts.</w:t>
       </w:r>
     </w:p>
     <w:p>
@@ -2120,23 +1638,7 @@
           <w:b/>
           <w:bCs/>
         </w:rPr>
-        <w:t xml:space="preserve">Is </w:t>
-      </w:r>
-      <w:proofErr w:type="spellStart"/>
-      <w:r>
-        <w:rPr>
-          <w:b/>
-          <w:bCs/>
-        </w:rPr>
-        <w:t>Tempdata</w:t>
-      </w:r>
-      <w:proofErr w:type="spellEnd"/>
-      <w:r>
-        <w:rPr>
-          <w:b/>
-          <w:bCs/>
-        </w:rPr>
-        <w:t xml:space="preserve"> Private to a </w:t>
+        <w:t xml:space="preserve">Is Tempdata Private to a </w:t>
       </w:r>
       <w:r>
         <w:rPr>
@@ -2148,15 +1650,7 @@
     </w:p>
     <w:p>
       <w:r>
-        <w:t>Yes, </w:t>
-      </w:r>
-      <w:proofErr w:type="spellStart"/>
-      <w:r>
-        <w:t>Tempdata</w:t>
-      </w:r>
-      <w:proofErr w:type="spellEnd"/>
-      <w:r>
-        <w:t> is private to a user.</w:t>
+        <w:t>Yes, Tempdata is private to a user.</w:t>
       </w:r>
     </w:p>
     <w:p>
@@ -2178,39 +1672,7 @@
           <w:b/>
           <w:bCs/>
         </w:rPr>
-        <w:t xml:space="preserve">ViewData vs </w:t>
-      </w:r>
-      <w:proofErr w:type="spellStart"/>
-      <w:r>
-        <w:rPr>
-          <w:b/>
-          <w:bCs/>
-        </w:rPr>
-        <w:t>ViewBag</w:t>
-      </w:r>
-      <w:proofErr w:type="spellEnd"/>
-      <w:r>
-        <w:rPr>
-          <w:b/>
-          <w:bCs/>
-        </w:rPr>
-        <w:t xml:space="preserve"> vs </w:t>
-      </w:r>
-      <w:proofErr w:type="spellStart"/>
-      <w:r>
-        <w:rPr>
-          <w:b/>
-          <w:bCs/>
-        </w:rPr>
-        <w:t>Tempdata</w:t>
-      </w:r>
-      <w:proofErr w:type="spellEnd"/>
-      <w:r>
-        <w:rPr>
-          <w:b/>
-          <w:bCs/>
-        </w:rPr>
-        <w:t xml:space="preserve"> vs Session Variables</w:t>
+        <w:t>ViewData vs ViewBag vs Tempdata vs Session Variables</w:t>
       </w:r>
     </w:p>
     <w:p>
@@ -2253,21 +1715,8 @@
           <w:numId w:val="50"/>
         </w:numPr>
       </w:pPr>
-      <w:proofErr w:type="spellStart"/>
-      <w:r>
-        <w:t>Viewbag</w:t>
-      </w:r>
-      <w:proofErr w:type="spellEnd"/>
-      <w:r>
-        <w:t> is a syntactic sugar over </w:t>
-      </w:r>
-      <w:proofErr w:type="spellStart"/>
-      <w:r>
-        <w:t>ViewData</w:t>
-      </w:r>
-      <w:proofErr w:type="spellEnd"/>
-      <w:r>
-        <w:t>.</w:t>
+      <w:r>
+        <w:t>Viewbag is a syntactic sugar over ViewData.</w:t>
       </w:r>
     </w:p>
     <w:p>
@@ -2277,13 +1726,8 @@
           <w:numId w:val="50"/>
         </w:numPr>
       </w:pPr>
-      <w:proofErr w:type="spellStart"/>
-      <w:r>
-        <w:t>Tempdata</w:t>
-      </w:r>
-      <w:proofErr w:type="spellEnd"/>
-      <w:r>
-        <w:t> maintains data in single request irrespective we have redirects or not.</w:t>
+      <w:r>
+        <w:t>Tempdata maintains data in single request irrespective we have redirects or not.</w:t>
       </w:r>
     </w:p>
     <w:p>
@@ -2294,15 +1738,7 @@
         </w:numPr>
       </w:pPr>
       <w:r>
-        <w:t>Once </w:t>
-      </w:r>
-      <w:proofErr w:type="spellStart"/>
-      <w:r>
-        <w:t>tempdata</w:t>
-      </w:r>
-      <w:proofErr w:type="spellEnd"/>
-      <w:r>
-        <w:t> is read, state is not maintained across request.</w:t>
+        <w:t>Once tempdata is read, state is not maintained across request.</w:t>
       </w:r>
     </w:p>
     <w:p>
@@ -2313,23 +1749,7 @@
         </w:numPr>
       </w:pPr>
       <w:r>
-        <w:t>If we call Keep method, </w:t>
-      </w:r>
-      <w:proofErr w:type="spellStart"/>
-      <w:r>
-        <w:t>tempdata</w:t>
-      </w:r>
-      <w:proofErr w:type="spellEnd"/>
-      <w:r>
-        <w:t> state is maintained across requests even if </w:t>
-      </w:r>
-      <w:proofErr w:type="spellStart"/>
-      <w:r>
-        <w:t>tempdata</w:t>
-      </w:r>
-      <w:proofErr w:type="spellEnd"/>
-      <w:r>
-        <w:t> is read.</w:t>
+        <w:t>If we call Keep method, tempdata state is maintained across requests even if tempdata is read.</w:t>
       </w:r>
     </w:p>
     <w:p>
@@ -2351,23 +1771,7 @@
           <w:b/>
           <w:bCs/>
         </w:rPr>
-        <w:t xml:space="preserve">What is </w:t>
-      </w:r>
-      <w:proofErr w:type="spellStart"/>
-      <w:r>
-        <w:rPr>
-          <w:b/>
-          <w:bCs/>
-        </w:rPr>
-        <w:t>WebAPI</w:t>
-      </w:r>
-      <w:proofErr w:type="spellEnd"/>
-      <w:r>
-        <w:rPr>
-          <w:b/>
-          <w:bCs/>
-        </w:rPr>
-        <w:t xml:space="preserve"> ?</w:t>
+        <w:t>What is WebAPI ?</w:t>
       </w:r>
     </w:p>
     <w:p>
@@ -2394,23 +1798,7 @@
           <w:b/>
           <w:bCs/>
         </w:rPr>
-        <w:t xml:space="preserve">What is the Advantage of </w:t>
-      </w:r>
-      <w:proofErr w:type="spellStart"/>
-      <w:r>
-        <w:rPr>
-          <w:b/>
-          <w:bCs/>
-        </w:rPr>
-        <w:t>WebAPI</w:t>
-      </w:r>
-      <w:proofErr w:type="spellEnd"/>
-      <w:r>
-        <w:rPr>
-          <w:b/>
-          <w:bCs/>
-        </w:rPr>
-        <w:t xml:space="preserve"> ?</w:t>
+        <w:t>What is the Advantage of WebAPI ?</w:t>
       </w:r>
     </w:p>
     <w:p>
@@ -2477,15 +1865,7 @@
     </w:p>
     <w:p>
       <w:r>
-        <w:t xml:space="preserve">Some important principle of REST is Client Server, Statelessness, Unique URI, Manipulation happens through representation. </w:t>
-      </w:r>
-      <w:proofErr w:type="spellStart"/>
-      <w:r>
-        <w:t>WebAPI</w:t>
-      </w:r>
-      <w:proofErr w:type="spellEnd"/>
-      <w:r>
-        <w:t xml:space="preserve"> helps to expose services / data using HTTP protocol.</w:t>
+        <w:t>Some important principle of REST is Client Server, Statelessness, Unique URI, Manipulation happens through representation. WebAPI helps to expose services / data using HTTP protocol.</w:t>
       </w:r>
     </w:p>
     <w:p>
@@ -2535,44 +1915,12 @@
           <w:b/>
           <w:bCs/>
         </w:rPr>
-        <w:t xml:space="preserve">How </w:t>
-      </w:r>
-      <w:proofErr w:type="spellStart"/>
-      <w:r>
-        <w:rPr>
-          <w:b/>
-          <w:bCs/>
-        </w:rPr>
-        <w:t>WebAPI</w:t>
-      </w:r>
-      <w:proofErr w:type="spellEnd"/>
-      <w:r>
-        <w:rPr>
-          <w:b/>
-          <w:bCs/>
-        </w:rPr>
-        <w:t xml:space="preserve"> is Different from MVC Controller?</w:t>
-      </w:r>
-    </w:p>
-    <w:p>
-      <w:r>
-        <w:t xml:space="preserve">In MVC controller, we can return RAZOR views but in </w:t>
-      </w:r>
-      <w:proofErr w:type="spellStart"/>
-      <w:r>
-        <w:t>WebAPI</w:t>
-      </w:r>
-      <w:proofErr w:type="spellEnd"/>
-      <w:r>
-        <w:t xml:space="preserve">, we cannot return Views. </w:t>
-      </w:r>
-      <w:proofErr w:type="spellStart"/>
-      <w:r>
-        <w:t>WebAPI</w:t>
-      </w:r>
-      <w:proofErr w:type="spellEnd"/>
-      <w:r>
-        <w:t xml:space="preserve"> follows REST principles and does things like content negotiations.</w:t>
+        <w:t>How WebAPI is Different from MVC Controller?</w:t>
+      </w:r>
+    </w:p>
+    <w:p>
+      <w:r>
+        <w:t>In MVC controller, we can return RAZOR views but in WebAPI, we cannot return Views. WebAPI follows REST principles and does things like content negotiations.</w:t>
       </w:r>
     </w:p>
     <w:p>
@@ -2662,14 +2010,7 @@
       </w:r>
       <w:r>
         <w:br/>
-      </w:r>
-      <w:proofErr w:type="spellStart"/>
-      <w:r>
-        <w:t>WebAPI</w:t>
-      </w:r>
-      <w:proofErr w:type="spellEnd"/>
-      <w:r>
-        <w:t xml:space="preserve"> was meant for REST, no compulsion on Format and supports only HTTP protocol.</w:t>
+        <w:t>WebAPI was meant for REST, no compulsion on Format and supports only HTTP protocol.</w:t>
       </w:r>
     </w:p>
     <w:p>
@@ -2691,44 +2032,12 @@
           <w:b/>
           <w:bCs/>
         </w:rPr>
-        <w:t xml:space="preserve">WCF REST vs </w:t>
-      </w:r>
-      <w:proofErr w:type="spellStart"/>
-      <w:r>
-        <w:rPr>
-          <w:b/>
-          <w:bCs/>
-        </w:rPr>
-        <w:t>WebAPI</w:t>
-      </w:r>
-      <w:proofErr w:type="spellEnd"/>
-      <w:r>
-        <w:rPr>
-          <w:b/>
-          <w:bCs/>
-        </w:rPr>
-        <w:t xml:space="preserve"> REST?</w:t>
-      </w:r>
-    </w:p>
-    <w:p>
-      <w:r>
-        <w:t xml:space="preserve">WCF REST was created to ensure that old legacy WCF can be REST enabled. While </w:t>
-      </w:r>
-      <w:proofErr w:type="spellStart"/>
-      <w:r>
-        <w:t>WebAPI</w:t>
-      </w:r>
-      <w:proofErr w:type="spellEnd"/>
-      <w:r>
-        <w:t xml:space="preserve"> was built from scratch to serve REST architecture. For new project, use </w:t>
-      </w:r>
-      <w:proofErr w:type="spellStart"/>
-      <w:r>
-        <w:t>WebAPI</w:t>
-      </w:r>
-      <w:proofErr w:type="spellEnd"/>
-      <w:r>
-        <w:t>. If you want to make legacy WCF compatible with REST, you will use WCF REST.</w:t>
+        <w:t>WCF REST vs WebAPI REST?</w:t>
+      </w:r>
+    </w:p>
+    <w:p>
+      <w:r>
+        <w:t>WCF REST was created to ensure that old legacy WCF can be REST enabled. While WebAPI was built from scratch to serve REST architecture. For new project, use WebAPI. If you want to make legacy WCF compatible with REST, you will use WCF REST.</w:t>
       </w:r>
     </w:p>
     <w:p>
@@ -2760,15 +2069,7 @@
     </w:p>
     <w:p>
       <w:r>
-        <w:t xml:space="preserve">return </w:t>
-      </w:r>
-      <w:proofErr w:type="spellStart"/>
-      <w:r>
-        <w:t>StatusCode</w:t>
-      </w:r>
-      <w:proofErr w:type="spellEnd"/>
-      <w:r>
-        <w:t>(StatusCodes.Status200OK,"Test");</w:t>
+        <w:t>return StatusCode(StatusCodes.Status200OK,"Test");</w:t>
       </w:r>
     </w:p>
     <w:p>
